--- a/word_reports/LP_0333_위치_122_The Beatles_The Best of B.docx
+++ b/word_reports/LP_0333_위치_122_The Beatles_The Best of B.docx
@@ -4,7 +4,7 @@
   <w:body>
     <w:p>
       <w:pPr>
-        <w:spacing w:after="280"/>
+        <w:spacing w:after="80"/>
       </w:pPr>
       <w:r>
         <w:rPr w:rFonts="맑은 고딕">
@@ -13,94 +13,47 @@
           <w:color w:val="1E3A8A"/>
           <w:sz w:val="30"/>
         </w:rPr>
-        <w:t>[122] The Beatles - The Best of Betle 1962~66  (2장)</w:t>
+        <w:t>The Beatles (비틀즈) - The Best of Betle 1962~66  (2장)</w:t>
       </w:r>
     </w:p>
     <w:p>
       <w:pPr>
-        <w:spacing w:after="320"/>
+        <w:spacing w:after="240"/>
       </w:pPr>
       <w:r>
         <w:rPr w:rFonts="맑은 고딕">
           <w:rFonts w:ascii="맑은 고딕" w:hAnsi="맑은 고딕" w:eastAsia="맑은 고딕"/>
           <w:b/>
-          <w:sz w:val="20"/>
+          <w:color w:val="4B5563"/>
+          <w:sz w:val="22"/>
         </w:rPr>
-        <w:t>■ 위치 : 122</w:t>
-        <w:br/>
-      </w:r>
-      <w:r>
-        <w:rPr w:rFonts="맑은 고딕">
-          <w:rFonts w:ascii="맑은 고딕" w:hAnsi="맑은 고딕" w:eastAsia="맑은 고딕"/>
-          <w:b/>
-          <w:sz w:val="20"/>
-        </w:rPr>
-        <w:t>■ 아티스트 : The Beatles</w:t>
-        <w:br/>
-      </w:r>
-      <w:r>
-        <w:rPr w:rFonts="맑은 고딕">
-          <w:rFonts w:ascii="맑은 고딕" w:hAnsi="맑은 고딕" w:eastAsia="맑은 고딕"/>
-          <w:b/>
-          <w:sz w:val="20"/>
-        </w:rPr>
-        <w:t>■ 앨범명 : The Best of Betle 1962~66  (2장)</w:t>
-        <w:br/>
-      </w:r>
-      <w:r>
-        <w:rPr w:rFonts="맑은 고딕">
-          <w:rFonts w:ascii="맑은 고딕" w:hAnsi="맑은 고딕" w:eastAsia="맑은 고딕"/>
-          <w:b w:val="0"/>
-          <w:sz w:val="20"/>
-        </w:rPr>
-        <w:t>■ 음반 레이블 : Apple Records</w:t>
-        <w:br/>
-      </w:r>
-      <w:r>
-        <w:rPr w:rFonts="맑은 고딕">
-          <w:rFonts w:ascii="맑은 고딕" w:hAnsi="맑은 고딕" w:eastAsia="맑은 고딕"/>
-          <w:b w:val="0"/>
-          <w:sz w:val="20"/>
-        </w:rPr>
-        <w:t>■ 발매년도 : 1973</w:t>
-        <w:br/>
-      </w:r>
-      <w:r>
-        <w:rPr w:rFonts="맑은 고딕">
-          <w:rFonts w:ascii="맑은 고딕" w:hAnsi="맑은 고딕" w:eastAsia="맑은 고딕"/>
-          <w:b w:val="0"/>
-          <w:sz w:val="20"/>
-        </w:rPr>
-        <w:t>■ 장르 : 록, 팝 록, 머시비트 (Rock, Pop Rock, Merseybeat)</w:t>
-        <w:br/>
-      </w:r>
-      <w:r>
-        <w:rPr w:rFonts="맑은 고딕">
-          <w:rFonts w:ascii="맑은 고딕" w:hAnsi="맑은 고딕" w:eastAsia="맑은 고딕"/>
-          <w:b w:val="0"/>
-          <w:sz w:val="20"/>
-        </w:rPr>
-        <w:t>■ 주요 수록곡 : Love Me Do, A Hard Day's Night, Help!, Yesterday, In My Life, Eleanor Rigby</w:t>
-        <w:br/>
+        <w:t>위치 :  122</w:t>
       </w:r>
     </w:p>
     <w:p>
       <w:pPr>
-        <w:spacing w:after="160"/>
+        <w:spacing w:line="324" w:lineRule="auto" w:before="80" w:after="160"/>
       </w:pPr>
       <w:r>
         <w:rPr w:rFonts="맑은 고딕">
           <w:rFonts w:ascii="맑은 고딕" w:hAnsi="맑은 고딕" w:eastAsia="맑은 고딕"/>
           <w:b/>
           <w:color w:val="1F2937"/>
-          <w:sz w:val="24"/>
+          <w:sz w:val="22"/>
         </w:rPr>
-        <w:t>■ 음반 해설 및 감상 가이드</w:t>
+        <w:t xml:space="preserve">[음반 소개] </w:t>
+      </w:r>
+      <w:r>
+        <w:rPr w:rFonts="맑은 고딕">
+          <w:rFonts w:ascii="맑은 고딕" w:hAnsi="맑은 고딕" w:eastAsia="맑은 고딕"/>
+          <w:b w:val="0"/>
+          <w:sz w:val="21"/>
+        </w:rPr>
       </w:r>
     </w:p>
     <w:p>
       <w:pPr>
-        <w:spacing w:line="312" w:lineRule="auto" w:after="120"/>
+        <w:spacing w:line="324" w:lineRule="auto" w:after="120"/>
       </w:pPr>
       <w:r>
         <w:rPr w:rFonts="맑은 고딕">
@@ -108,38 +61,516 @@
           <w:b w:val="0"/>
           <w:sz w:val="21"/>
         </w:rPr>
-        <w:t>대중음악 역사상 가장 위대한 밴드 비틀즈(The Beatles)의 전반기 역사를 한눈에 조망하는 이 앨범은 강렬한 붉은색 커버 디자인 덕분에 일명 '레드 앨범(The Red Album)'이라는 애칭으로 더욱 잘 알려져 있습니다. 1970년 밴드 해산 이후, 그들이 남긴 찬란한 유산을 정돈하고자 1973년에 기획 발매된 이 더블 LP는 1962년 데뷔 싱글부터 1966년 혁신적인 명반 [Rubber Soul]과 [Revolver] 시기까지의 핵심 궤적을 정교하게 담아내고 있습니다. 리버풀의 청년들이 전 세계를 흔든 '비틀매니아(Beatlemania)'의 주역에서 거장 뮤지션으로 거듭나는 경이로운 진화의 순간들이 2장의 음반에 고스란히 축적되어 있습니다.</w:t>
+        <w:t>팝 음악의 지형도를 영원히 바꾸어 놓은 리버풀의 네 청년이 세상에 흩뿌린 찬란한 젊음의 궤적을 2장의 바이닐에 오롯이 담아낸 기념비적인 앤솔로지입니다. 순수한 낭만과 풋풋한 에너지가 약동하던 비틀마니아의 태동부터, 음악적 실험과 예술적 성숙의 정점에 다다른 중기 걸작들까지의 숨결이 붉은 벨벳 같은 온기로 펼쳐집니다. 반세기를 뛰어넘어 세대와 시대를 잇는 불멸의 멜로디는 아날로그 소리골 속에서 여전히 푸른 생명력으로 숨 쉬며 가슴 벅찬 감동을 선사합니다. 단순한 히트곡의 모음집을 넘어, 현대 대중문화의 찬란한 여명을 증언하는 가장 고결하고 위대한 음악적 기록입니다.</w:t>
       </w:r>
     </w:p>
     <w:p>
       <w:pPr>
-        <w:spacing w:line="312" w:lineRule="auto" w:after="120"/>
+        <w:spacing w:line="324" w:lineRule="auto" w:before="200" w:after="80"/>
       </w:pPr>
+      <w:r>
+        <w:rPr w:rFonts="맑은 고딕">
+          <w:rFonts w:ascii="맑은 고딕" w:hAnsi="맑은 고딕" w:eastAsia="맑은 고딕"/>
+          <w:b/>
+          <w:color w:val="1E3A8A"/>
+          <w:sz w:val="24"/>
+        </w:rPr>
+        <w:t>1. 음반 데이터</w:t>
+      </w:r>
+    </w:p>
+    <w:p>
+      <w:pPr>
+        <w:spacing w:line="324" w:lineRule="auto" w:after="80"/>
+      </w:pPr>
+      <w:r>
+        <w:rPr w:rFonts="맑은 고딕">
+          <w:rFonts w:ascii="맑은 고딕" w:hAnsi="맑은 고딕" w:eastAsia="맑은 고딕"/>
+          <w:b w:val="0"/>
+          <w:color w:val="6B7280"/>
+          <w:sz w:val="21"/>
+        </w:rPr>
+        <w:t xml:space="preserve">· </w:t>
+      </w:r>
+      <w:r>
+        <w:rPr w:rFonts="맑은 고딕">
+          <w:rFonts w:ascii="맑은 고딕" w:hAnsi="맑은 고딕" w:eastAsia="맑은 고딕"/>
+          <w:b/>
+          <w:color w:val="1F2937"/>
+          <w:sz w:val="21"/>
+        </w:rPr>
+        <w:t xml:space="preserve">앨범명: </w:t>
+      </w:r>
       <w:r>
         <w:rPr w:rFonts="맑은 고딕">
           <w:rFonts w:ascii="맑은 고딕" w:hAnsi="맑은 고딕" w:eastAsia="맑은 고딕"/>
           <w:b w:val="0"/>
           <w:sz w:val="21"/>
         </w:rPr>
-        <w:t>음악적으로 이 시기는 청량하고 폭발적인 머시비트 사운드에서 출발하여 클래식 음악의 기법과 철학적 시상을 대중음악에 이식하는 스튜디오 혁신기로 이어집니다. 초기작 "Love Me Do"와 "A Hard Day's Night"이 선사하는 젊음의 에너지와 캐치한 멜로디는 청중을 단숨에 사로잡으며, 팝 음악 역사상 가장 뛰어난 발라드로 손꼽히는 "Yesterday"에서는 현악 4주창과의 결합을 통해 팝과 클래식의 완벽한 경계를 허물었습니다. 이어지는 "In My Life"의 아늑한 노스탤지어와 "Eleanor Rigby"의 파격적인 스튜디오 실험은 대중음악이 도달할 수 있는 예술적 지평을 한 단계 끌어올렸다는 찬사를 받습니다.</w:t>
+        <w:t>The Best of Betle 1962~66  (2장)</w:t>
       </w:r>
     </w:p>
     <w:p>
       <w:pPr>
-        <w:spacing w:line="312" w:lineRule="auto" w:after="120"/>
+        <w:spacing w:line="324" w:lineRule="auto" w:after="80"/>
       </w:pPr>
+      <w:r>
+        <w:rPr w:rFonts="맑은 고딕">
+          <w:rFonts w:ascii="맑은 고딕" w:hAnsi="맑은 고딕" w:eastAsia="맑은 고딕"/>
+          <w:b w:val="0"/>
+          <w:color w:val="6B7280"/>
+          <w:sz w:val="21"/>
+        </w:rPr>
+        <w:t xml:space="preserve">· </w:t>
+      </w:r>
+      <w:r>
+        <w:rPr w:rFonts="맑은 고딕">
+          <w:rFonts w:ascii="맑은 고딕" w:hAnsi="맑은 고딕" w:eastAsia="맑은 고딕"/>
+          <w:b/>
+          <w:color w:val="1F2937"/>
+          <w:sz w:val="21"/>
+        </w:rPr>
+        <w:t xml:space="preserve">아티스트: </w:t>
+      </w:r>
       <w:r>
         <w:rPr w:rFonts="맑은 고딕">
           <w:rFonts w:ascii="맑은 고딕" w:hAnsi="맑은 고딕" w:eastAsia="맑은 고딕"/>
           <w:b w:val="0"/>
           <w:sz w:val="21"/>
         </w:rPr>
-        <w:t>존 레논의 날카롭고 진정성 어린 음색과 폴 매카트니의 서정적이고 유려한 미성이 이루는 환상적인 보컬 하모니는 이 앨범을 관통하는 가장 아름다운 관전 포인트입니다. 여기에 조지 해리슨의 미학적인 기타 프레이징과 링고 스타의 정교하고 안정적인 드럼 비트가 더해져 비틀즈만의 독보적인 앙상블을 완성합니다. LP의 따뜻한 아날로그 질감으로 감상할 때, 애비 로드 스튜디오의 공명과 초창기 록앤롤의 생동감이 청자의 공간을 깊품 있게 채워주며, 비틀즈라는 위대한 신화의 서막을 완벽하게 소장하는 특별한 감동을 선사합니다.</w:t>
+        <w:t>The Beatles (비틀즈)</w:t>
+      </w:r>
+    </w:p>
+    <w:p>
+      <w:pPr>
+        <w:spacing w:line="324" w:lineRule="auto" w:after="80"/>
+      </w:pPr>
+      <w:r>
+        <w:rPr w:rFonts="맑은 고딕">
+          <w:rFonts w:ascii="맑은 고딕" w:hAnsi="맑은 고딕" w:eastAsia="맑은 고딕"/>
+          <w:b w:val="0"/>
+          <w:color w:val="6B7280"/>
+          <w:sz w:val="21"/>
+        </w:rPr>
+        <w:t xml:space="preserve">· </w:t>
+      </w:r>
+      <w:r>
+        <w:rPr w:rFonts="맑은 고딕">
+          <w:rFonts w:ascii="맑은 고딕" w:hAnsi="맑은 고딕" w:eastAsia="맑은 고딕"/>
+          <w:b/>
+          <w:color w:val="1F2937"/>
+          <w:sz w:val="21"/>
+        </w:rPr>
+        <w:t xml:space="preserve">발매 정보: </w:t>
+      </w:r>
+      <w:r>
+        <w:rPr w:rFonts="맑은 고딕">
+          <w:rFonts w:ascii="맑은 고딕" w:hAnsi="맑은 고딕" w:eastAsia="맑은 고딕"/>
+          <w:b w:val="0"/>
+          <w:sz w:val="21"/>
+        </w:rPr>
+        <w:t>1973년 4월 애플 레코즈(Apple Records)를 통해 후기 선집인 블루 앨범(1967~1970)과 함께 세상에 공개된 정통 베스트 음반(일명 '레드 앨범')으로, 데뷔 싱글부터 혁신적인 명반 《Revolver》에 이르는 비틀즈의 황금기 전반부 명곡들을 엄선하여 편찬한 2LP 세트입니다.</w:t>
+      </w:r>
+    </w:p>
+    <w:p>
+      <w:pPr>
+        <w:spacing w:line="324" w:lineRule="auto" w:after="80"/>
+      </w:pPr>
+      <w:r>
+        <w:rPr w:rFonts="맑은 고딕">
+          <w:rFonts w:ascii="맑은 고딕" w:hAnsi="맑은 고딕" w:eastAsia="맑은 고딕"/>
+          <w:b w:val="0"/>
+          <w:color w:val="6B7280"/>
+          <w:sz w:val="21"/>
+        </w:rPr>
+        <w:t xml:space="preserve">· </w:t>
+      </w:r>
+      <w:r>
+        <w:rPr w:rFonts="맑은 고딕">
+          <w:rFonts w:ascii="맑은 고딕" w:hAnsi="맑은 고딕" w:eastAsia="맑은 고딕"/>
+          <w:b/>
+          <w:color w:val="1F2937"/>
+          <w:sz w:val="21"/>
+        </w:rPr>
+        <w:t xml:space="preserve">LP 인기도(판매량): </w:t>
+      </w:r>
+      <w:r>
+        <w:rPr w:rFonts="맑은 고딕">
+          <w:rFonts w:ascii="맑은 고딕" w:hAnsi="맑은 고딕" w:eastAsia="맑은 고딕"/>
+          <w:b w:val="0"/>
+          <w:sz w:val="21"/>
+        </w:rPr>
+        <w:t>발매와 동시에 미국 빌보드 200 차트 3위, 영국 오피셜 앨범 차트 3위에 올랐으며, 미국 음반 산업 협회(RIAA)로부터 1,500만 장 이상의 판매고를 인정받아 다이아몬드(15× 플래티넘) 인증을 획득하는 등 전 세계적으로 2천만 장 이상 판매된 대중음악 역사상 가장 성공적인 컴필레이션 앨범 중 하나입니다.</w:t>
+      </w:r>
+    </w:p>
+    <w:p>
+      <w:pPr>
+        <w:spacing w:line="324" w:lineRule="auto" w:after="80"/>
+      </w:pPr>
+      <w:r>
+        <w:rPr w:rFonts="맑은 고딕">
+          <w:rFonts w:ascii="맑은 고딕" w:hAnsi="맑은 고딕" w:eastAsia="맑은 고딕"/>
+          <w:b w:val="0"/>
+          <w:color w:val="6B7280"/>
+          <w:sz w:val="21"/>
+        </w:rPr>
+        <w:t xml:space="preserve">· </w:t>
+      </w:r>
+      <w:r>
+        <w:rPr w:rFonts="맑은 고딕">
+          <w:rFonts w:ascii="맑은 고딕" w:hAnsi="맑은 고딕" w:eastAsia="맑은 고딕"/>
+          <w:b/>
+          <w:color w:val="1F2937"/>
+          <w:sz w:val="21"/>
+        </w:rPr>
+        <w:t xml:space="preserve">각종 수상경력: </w:t>
+      </w:r>
+      <w:r>
+        <w:rPr w:rFonts="맑은 고딕">
+          <w:rFonts w:ascii="맑은 고딕" w:hAnsi="맑은 고딕" w:eastAsia="맑은 고딕"/>
+          <w:b w:val="0"/>
+          <w:sz w:val="21"/>
+        </w:rPr>
+        <w:t>그래미 명예의 전당 헌액을 비롯하여 롤링 스톤 선정 '역대 가장 위대한 앨범 500선'에 등재되었으며, 반세기가 지난 오늘날까지도 팝과 록 음악의 표준 교과서로서 전 세계 음악 평단과 애호가들에게 만장일치에 가까운 헌사를 받고 있습니다.</w:t>
+      </w:r>
+    </w:p>
+    <w:p>
+      <w:pPr>
+        <w:spacing w:line="324" w:lineRule="auto" w:before="200" w:after="80"/>
+      </w:pPr>
+      <w:r>
+        <w:rPr w:rFonts="맑은 고딕">
+          <w:rFonts w:ascii="맑은 고딕" w:hAnsi="맑은 고딕" w:eastAsia="맑은 고딕"/>
+          <w:b/>
+          <w:color w:val="1E3A8A"/>
+          <w:sz w:val="24"/>
+        </w:rPr>
+        <w:t>2. 아티스트 정보</w:t>
+      </w:r>
+    </w:p>
+    <w:p>
+      <w:pPr>
+        <w:spacing w:line="324" w:lineRule="auto" w:after="80"/>
+      </w:pPr>
+      <w:r>
+        <w:rPr w:rFonts="맑은 고딕">
+          <w:rFonts w:ascii="맑은 고딕" w:hAnsi="맑은 고딕" w:eastAsia="맑은 고딕"/>
+          <w:b w:val="0"/>
+          <w:color w:val="6B7280"/>
+          <w:sz w:val="21"/>
+        </w:rPr>
+        <w:t xml:space="preserve">· </w:t>
+      </w:r>
+      <w:r>
+        <w:rPr w:rFonts="맑은 고딕">
+          <w:rFonts w:ascii="맑은 고딕" w:hAnsi="맑은 고딕" w:eastAsia="맑은 고딕"/>
+          <w:b/>
+          <w:color w:val="1F2937"/>
+          <w:sz w:val="21"/>
+        </w:rPr>
+        <w:t xml:space="preserve">국적: </w:t>
+      </w:r>
+      <w:r>
+        <w:rPr w:rFonts="맑은 고딕">
+          <w:rFonts w:ascii="맑은 고딕" w:hAnsi="맑은 고딕" w:eastAsia="맑은 고딕"/>
+          <w:b w:val="0"/>
+          <w:sz w:val="21"/>
+        </w:rPr>
+        <w:t>영국 (United Kingdom)</w:t>
+      </w:r>
+    </w:p>
+    <w:p>
+      <w:pPr>
+        <w:spacing w:line="324" w:lineRule="auto" w:after="80"/>
+      </w:pPr>
+      <w:r>
+        <w:rPr w:rFonts="맑은 고딕">
+          <w:rFonts w:ascii="맑은 고딕" w:hAnsi="맑은 고딕" w:eastAsia="맑은 고딕"/>
+          <w:b w:val="0"/>
+          <w:color w:val="6B7280"/>
+          <w:sz w:val="21"/>
+        </w:rPr>
+        <w:t xml:space="preserve">· </w:t>
+      </w:r>
+      <w:r>
+        <w:rPr w:rFonts="맑은 고딕">
+          <w:rFonts w:ascii="맑은 고딕" w:hAnsi="맑은 고딕" w:eastAsia="맑은 고딕"/>
+          <w:b/>
+          <w:color w:val="1F2937"/>
+          <w:sz w:val="21"/>
+        </w:rPr>
+        <w:t xml:space="preserve">생몰년도: </w:t>
+      </w:r>
+      <w:r>
+        <w:rPr w:rFonts="맑은 고딕">
+          <w:rFonts w:ascii="맑은 고딕" w:hAnsi="맑은 고딕" w:eastAsia="맑은 고딕"/>
+          <w:b w:val="0"/>
+          <w:sz w:val="21"/>
+        </w:rPr>
+        <w:t>1960년 결성 ~ 1970년 해체 (존 레논 1940~1980, 조지 해리슨 1943~2001, 폴 매카트니 1942~현재, 링고 스타 1940~현재)</w:t>
+      </w:r>
+    </w:p>
+    <w:p>
+      <w:pPr>
+        <w:spacing w:line="324" w:lineRule="auto" w:after="80"/>
+      </w:pPr>
+      <w:r>
+        <w:rPr w:rFonts="맑은 고딕">
+          <w:rFonts w:ascii="맑은 고딕" w:hAnsi="맑은 고딕" w:eastAsia="맑은 고딕"/>
+          <w:b w:val="0"/>
+          <w:color w:val="6B7280"/>
+          <w:sz w:val="21"/>
+        </w:rPr>
+        <w:t xml:space="preserve">· </w:t>
+      </w:r>
+      <w:r>
+        <w:rPr w:rFonts="맑은 고딕">
+          <w:rFonts w:ascii="맑은 고딕" w:hAnsi="맑은 고딕" w:eastAsia="맑은 고딕"/>
+          <w:b/>
+          <w:color w:val="1F2937"/>
+          <w:sz w:val="21"/>
+        </w:rPr>
+        <w:t xml:space="preserve">그룹 소속: </w:t>
+      </w:r>
+      <w:r>
+        <w:rPr w:rFonts="맑은 고딕">
+          <w:rFonts w:ascii="맑은 고딕" w:hAnsi="맑은 고딕" w:eastAsia="맑은 고딕"/>
+          <w:b w:val="0"/>
+          <w:sz w:val="21"/>
+        </w:rPr>
+        <w:t>4인조 록 밴드 (John Lennon, Paul McCartney, George Harrison, Ringo Starr)</w:t>
+      </w:r>
+    </w:p>
+    <w:p>
+      <w:pPr>
+        <w:spacing w:line="324" w:lineRule="auto" w:after="80"/>
+      </w:pPr>
+      <w:r>
+        <w:rPr w:rFonts="맑은 고딕">
+          <w:rFonts w:ascii="맑은 고딕" w:hAnsi="맑은 고딕" w:eastAsia="맑은 고딕"/>
+          <w:b w:val="0"/>
+          <w:color w:val="6B7280"/>
+          <w:sz w:val="21"/>
+        </w:rPr>
+        <w:t xml:space="preserve">· </w:t>
+      </w:r>
+      <w:r>
+        <w:rPr w:rFonts="맑은 고딕">
+          <w:rFonts w:ascii="맑은 고딕" w:hAnsi="맑은 고딕" w:eastAsia="맑은 고딕"/>
+          <w:b/>
+          <w:color w:val="1F2937"/>
+          <w:sz w:val="21"/>
+        </w:rPr>
+        <w:t xml:space="preserve">아티스트 소개: </w:t>
+      </w:r>
+      <w:r>
+        <w:rPr w:rFonts="맑은 고딕">
+          <w:rFonts w:ascii="맑은 고딕" w:hAnsi="맑은 고딕" w:eastAsia="맑은 고딕"/>
+          <w:b w:val="0"/>
+          <w:sz w:val="21"/>
+        </w:rPr>
+        <w:t>대중음악을 단순한 유행가에서 영속적인 예술의 경지로 끌어올리며 20세기 인류 문화의 패러다임을 완전히 바꾼 전설적인 밴드입니다. 작곡, 편곡, 스튜디오 레코딩 기법 전반에 걸친 혁신적인 창조성을 통해 현대 팝 음악의 기틀을 확립하였으며, 현재까지도 전 세계 음악인들에게 무한한 영감을 제공하는 대중문화의 절대적인 상징입니다.</w:t>
+      </w:r>
+    </w:p>
+    <w:p>
+      <w:pPr>
+        <w:spacing w:line="324" w:lineRule="auto" w:before="200" w:after="80"/>
+      </w:pPr>
+      <w:r>
+        <w:rPr w:rFonts="맑은 고딕">
+          <w:rFonts w:ascii="맑은 고딕" w:hAnsi="맑은 고딕" w:eastAsia="맑은 고딕"/>
+          <w:b/>
+          <w:color w:val="1E3A8A"/>
+          <w:sz w:val="24"/>
+        </w:rPr>
+        <w:t>3. 음반 상세 분석</w:t>
+      </w:r>
+    </w:p>
+    <w:p>
+      <w:pPr>
+        <w:spacing w:line="324" w:lineRule="auto" w:after="80"/>
+      </w:pPr>
+      <w:r>
+        <w:rPr w:rFonts="맑은 고딕">
+          <w:rFonts w:ascii="맑은 고딕" w:hAnsi="맑은 고딕" w:eastAsia="맑은 고딕"/>
+          <w:b w:val="0"/>
+          <w:color w:val="6B7280"/>
+          <w:sz w:val="21"/>
+        </w:rPr>
+        <w:t xml:space="preserve">· </w:t>
+      </w:r>
+      <w:r>
+        <w:rPr w:rFonts="맑은 고딕">
+          <w:rFonts w:ascii="맑은 고딕" w:hAnsi="맑은 고딕" w:eastAsia="맑은 고딕"/>
+          <w:b/>
+          <w:color w:val="1F2937"/>
+          <w:sz w:val="21"/>
+        </w:rPr>
+        <w:t xml:space="preserve">역사적 위치: </w:t>
+      </w:r>
+      <w:r>
+        <w:rPr w:rFonts="맑은 고딕">
+          <w:rFonts w:ascii="맑은 고딕" w:hAnsi="맑은 고딕" w:eastAsia="맑은 고딕"/>
+          <w:b w:val="0"/>
+          <w:sz w:val="21"/>
+        </w:rPr>
+        <w:t>대중음악사에서 '비틀마니아(Beatlemania)'라는 거대한 문화적 폭풍을 일으킨 초기 록앤롤 사운드부터 포크, 실내악, 사이키델릭 사운드가 개화하는 중기 예술적 도약기까지를 완벽하게 조망한 나침반입니다. 한 밴드가 풋풋한 아이돌에서 시대를 리드하는 독보적인 아티스트로 변모해 가는 눈부신 진화의 여정을 가장 밀도 높고 유기적인 구성으로 기록해 낸 걸작입니다.</w:t>
+      </w:r>
+    </w:p>
+    <w:p>
+      <w:pPr>
+        <w:spacing w:line="324" w:lineRule="auto" w:after="80"/>
+      </w:pPr>
+      <w:r>
+        <w:rPr w:rFonts="맑은 고딕">
+          <w:rFonts w:ascii="맑은 고딕" w:hAnsi="맑은 고딕" w:eastAsia="맑은 고딕"/>
+          <w:b w:val="0"/>
+          <w:color w:val="6B7280"/>
+          <w:sz w:val="21"/>
+        </w:rPr>
+        <w:t xml:space="preserve">· </w:t>
+      </w:r>
+      <w:r>
+        <w:rPr w:rFonts="맑은 고딕">
+          <w:rFonts w:ascii="맑은 고딕" w:hAnsi="맑은 고딕" w:eastAsia="맑은 고딕"/>
+          <w:b/>
+          <w:color w:val="1F2937"/>
+          <w:sz w:val="21"/>
+        </w:rPr>
+        <w:t xml:space="preserve">시대의 흔적(스토리텔링): </w:t>
+      </w:r>
+      <w:r>
+        <w:rPr w:rFonts="맑은 고딕">
+          <w:rFonts w:ascii="맑은 고딕" w:hAnsi="맑은 고딕" w:eastAsia="맑은 고딕"/>
+          <w:b w:val="0"/>
+          <w:sz w:val="21"/>
+        </w:rPr>
+        <w:t>1960년대 초중반, 전후의 권태를 부수고 전 세계 청춘들의 심장을 뛰게 했던 브리티시 인베이전(British Invasion)의 벅찬 공기가 고스란히 담겨 있습니다. EMI 런던 본사 발코니에서 장난기 어린 눈빛으로 아래를 내려다보던 네 청년의 재킷 사진처럼, 그 시절 젊음이 가졌던 순수한 열정과 해방감, 그리고 사랑의 메시지가 아날로그 감성으로 짙게 투영되어 있습니다.</w:t>
+      </w:r>
+    </w:p>
+    <w:p>
+      <w:pPr>
+        <w:spacing w:line="324" w:lineRule="auto" w:before="200" w:after="80"/>
+      </w:pPr>
+      <w:r>
+        <w:rPr w:rFonts="맑은 고딕">
+          <w:rFonts w:ascii="맑은 고딕" w:hAnsi="맑은 고딕" w:eastAsia="맑은 고딕"/>
+          <w:b/>
+          <w:color w:val="1E3A8A"/>
+          <w:sz w:val="24"/>
+        </w:rPr>
+        <w:t>4. 주요 수록곡 및 감상 제언</w:t>
+      </w:r>
+    </w:p>
+    <w:p>
+      <w:pPr>
+        <w:spacing w:line="324" w:lineRule="auto" w:after="80"/>
+      </w:pPr>
+      <w:r>
+        <w:rPr w:rFonts="맑은 고딕">
+          <w:rFonts w:ascii="맑은 고딕" w:hAnsi="맑은 고딕" w:eastAsia="맑은 고딕"/>
+          <w:b w:val="0"/>
+          <w:color w:val="6B7280"/>
+          <w:sz w:val="21"/>
+        </w:rPr>
+        <w:t xml:space="preserve">· </w:t>
+      </w:r>
+      <w:r>
+        <w:rPr w:rFonts="맑은 고딕">
+          <w:rFonts w:ascii="맑은 고딕" w:hAnsi="맑은 고딕" w:eastAsia="맑은 고딕"/>
+          <w:b/>
+          <w:color w:val="1F2937"/>
+          <w:sz w:val="21"/>
+        </w:rPr>
+        <w:t xml:space="preserve">주요 수록곡 특징: </w:t>
+      </w:r>
+      <w:r>
+        <w:rPr w:rFonts="맑은 고딕">
+          <w:rFonts w:ascii="맑은 고딕" w:hAnsi="맑은 고딕" w:eastAsia="맑은 고딕"/>
+          <w:b w:val="0"/>
+          <w:sz w:val="21"/>
+        </w:rPr>
+        <w:t>신선한 하모니카 선율로 역사의 시작을 알린 "Love Me Do", 전 세계를 뒤흔든 폭발적 코러스의 "She Loves You"와 "I Want to Hold Your Hand"가 전반부를 활기차게 수놓습니다. 이어 어쿠스틱 기타와 현악 4중주의 서정미가 극대화된 불멸의 클래식 "Yesterday", 문학적인 성찰이 돋보이는 "In My Life", 시타르의 신비로운 울림을 도입한 "Norwegian Wood", 클래시컬하고 처연한 현악 편곡의 정점 "Eleanor Rigby"에 이르기까지 비틀즈가 남긴 눈부신 멜로디의 향연이 깊은 울림을 전합니다.</w:t>
+      </w:r>
+    </w:p>
+    <w:p>
+      <w:pPr>
+        <w:spacing w:line="324" w:lineRule="auto" w:after="80"/>
+      </w:pPr>
+      <w:r>
+        <w:rPr w:rFonts="맑은 고딕">
+          <w:rFonts w:ascii="맑은 고딕" w:hAnsi="맑은 고딕" w:eastAsia="맑은 고딕"/>
+          <w:b w:val="0"/>
+          <w:color w:val="6B7280"/>
+          <w:sz w:val="21"/>
+        </w:rPr>
+        <w:t xml:space="preserve">· </w:t>
+      </w:r>
+      <w:r>
+        <w:rPr w:rFonts="맑은 고딕">
+          <w:rFonts w:ascii="맑은 고딕" w:hAnsi="맑은 고딕" w:eastAsia="맑은 고딕"/>
+          <w:b/>
+          <w:color w:val="1F2937"/>
+          <w:sz w:val="21"/>
+        </w:rPr>
+        <w:t xml:space="preserve">빈티지 감상 제언: </w:t>
+      </w:r>
+      <w:r>
+        <w:rPr w:rFonts="맑은 고딕">
+          <w:rFonts w:ascii="맑은 고딕" w:hAnsi="맑은 고딕" w:eastAsia="맑은 고딕"/>
+          <w:b w:val="0"/>
+          <w:sz w:val="21"/>
+        </w:rPr>
+        <w:t>디지털 리마스터링 음원에서는 느낄 수 없는 1960년대 애비 로드 스튜디오의 따스한 아날로그 테이프 질감과 진공관 콘솔의 두터운 공간감이 바이닐 소리골 속에서 깊고 풍성하게 되살아납니다. 진공관 앰프 특유의 포근한 배음과 턴테이블 바늘을 통해 전해지는 보컬의 온기는 마치 네 청년이 청자의 리스닝 룸 한가운데에서 직접 연주하고 노래하는 듯한 생생한 현장감을 선사합니다.</w:t>
+      </w:r>
+    </w:p>
+    <w:p>
+      <w:pPr>
+        <w:spacing w:line="324" w:lineRule="auto" w:after="80"/>
+      </w:pPr>
+      <w:r>
+        <w:rPr w:rFonts="맑은 고딕">
+          <w:rFonts w:ascii="맑은 고딕" w:hAnsi="맑은 고딕" w:eastAsia="맑은 고딕"/>
+          <w:b w:val="0"/>
+          <w:color w:val="6B7280"/>
+          <w:sz w:val="21"/>
+        </w:rPr>
+        <w:t xml:space="preserve">· </w:t>
+      </w:r>
+      <w:r>
+        <w:rPr w:rFonts="맑은 고딕">
+          <w:rFonts w:ascii="맑은 고딕" w:hAnsi="맑은 고딕" w:eastAsia="맑은 고딕"/>
+          <w:b/>
+          <w:color w:val="1F2937"/>
+          <w:sz w:val="21"/>
+        </w:rPr>
+        <w:t xml:space="preserve">소장 가치: </w:t>
+      </w:r>
+      <w:r>
+        <w:rPr w:rFonts="맑은 고딕">
+          <w:rFonts w:ascii="맑은 고딕" w:hAnsi="맑은 고딕" w:eastAsia="맑은 고딕"/>
+          <w:b w:val="0"/>
+          <w:sz w:val="21"/>
+        </w:rPr>
+        <w:t>비틀즈의 가장 찬란했던 전반기 5년을 단 두 장의 음반에 담아낸 정수로서, 클래식과 팝 애호가를 막론하고 아날로그 라이브러리에 결코 빠질 수 없는 영원한 머스트 해브(Must-have) 아이템입니다. 세월의 흐름 속에서도 고유의 아우라를 뿜어내는 붉은 커버 아트와 오리지널 아날로그 사운드의 미학은, 음반을 턴테이블에 올리는 행위 자체만으로도 소장자에게 더없는 품격과 만족감을 안겨줍니다.</w:t>
+      </w:r>
+    </w:p>
+    <w:p>
+      <w:pPr>
+        <w:spacing w:line="324" w:lineRule="auto" w:after="120" w:before="160"/>
+      </w:pPr>
+      <w:r>
+        <w:rPr w:rFonts="맑은 고딕">
+          <w:rFonts w:ascii="맑은 고딕" w:hAnsi="맑은 고딕" w:eastAsia="맑은 고딕"/>
+          <w:b/>
+          <w:color w:val="4338CA"/>
+          <w:sz w:val="21"/>
+        </w:rPr>
+        <w:t>이 음반을 통해 회전하는 턴테이블 위로 아스라이 피어오르는 비틀즈의 눈부신 청춘과 불멸의 멜로디가 전해주는 감동을 다시 한번 경험해 보시는 것은 어떨까요?</w:t>
       </w:r>
     </w:p>
     <w:sectPr>
       <w:pgSz w:w="12240" w:h="15840"/>
-      <w:pgMar w:top="1440" w:right="1440" w:bottom="1440" w:left="1440" w:header="720" w:footer="720" w:gutter="0"/>
+      <w:pgMar w:top="1152" w:right="1296" w:bottom="1152" w:left="1296" w:header="720" w:footer="720" w:gutter="0"/>
       <w:cols w:space="720"/>
       <w:docGrid w:linePitch="360"/>
     </w:sectPr>

--- a/word_reports/LP_0333_위치_122_The Beatles_The Best of B.docx
+++ b/word_reports/LP_0333_위치_122_The Beatles_The Best of B.docx
@@ -32,7 +32,7 @@
     </w:p>
     <w:p>
       <w:pPr>
-        <w:spacing w:line="324" w:lineRule="auto" w:before="80" w:after="160"/>
+        <w:spacing w:line="324" w:lineRule="auto" w:before="80" w:after="120"/>
       </w:pPr>
       <w:r>
         <w:rPr w:rFonts="맑은 고딕">
@@ -42,13 +42,6 @@
           <w:sz w:val="22"/>
         </w:rPr>
         <w:t xml:space="preserve">[음반 소개] </w:t>
-      </w:r>
-      <w:r>
-        <w:rPr w:rFonts="맑은 고딕">
-          <w:rFonts w:ascii="맑은 고딕" w:hAnsi="맑은 고딕" w:eastAsia="맑은 고딕"/>
-          <w:b w:val="0"/>
-          <w:sz w:val="21"/>
-        </w:rPr>
       </w:r>
     </w:p>
     <w:p>
@@ -61,7 +54,33 @@
           <w:b w:val="0"/>
           <w:sz w:val="21"/>
         </w:rPr>
-        <w:t>팝 음악의 지형도를 영원히 바꾸어 놓은 리버풀의 네 청년이 세상에 흩뿌린 찬란한 젊음의 궤적을 2장의 바이닐에 오롯이 담아낸 기념비적인 앤솔로지입니다. 순수한 낭만과 풋풋한 에너지가 약동하던 비틀마니아의 태동부터, 음악적 실험과 예술적 성숙의 정점에 다다른 중기 걸작들까지의 숨결이 붉은 벨벳 같은 온기로 펼쳐집니다. 반세기를 뛰어넘어 세대와 시대를 잇는 불멸의 멜로디는 아날로그 소리골 속에서 여전히 푸른 생명력으로 숨 쉬며 가슴 벅찬 감동을 선사합니다. 단순한 히트곡의 모음집을 넘어, 현대 대중문화의 찬란한 여명을 증언하는 가장 고결하고 위대한 음악적 기록입니다.</w:t>
+        <w:t>대중음악의 역사는 비틀즈(The Beatles)가 등장하기 이전과 이후로 명확히 나뉩니다. 통칭 ‘레드 앨범(Red Album)’으로 전 세계 음악 애호가들의 가슴속에 깊이 각인된 본 앨범은, 1962년 소박한 하모니카 선율로 세계를 향해 첫인사를 건넨 데뷔곡 ‘Love Me Do’부터 팝 음악을 순수 예술의 경지로 끌어올린 1966년의 걸작 《Revolver》에 이르기까지, 비틀즈 전반기 5년의 찬란한 음악적 궤적을 온전히 갈무리한 불멸의 기록입니다. 리버풀의 어두운 캐번 클럽에서 울려 퍼지던 거친 로큰롤 에너지가 인류 문화 전체를 뒤흔든 거대한 문화적 혁명, 즉 ‘비틀마니아(Beatlemania)’로 진화해 가는 찬란한 순간들이 두 장의 LP 위에 고스란히 새겨져 있습니다.</w:t>
+      </w:r>
+    </w:p>
+    <w:p>
+      <w:pPr>
+        <w:spacing w:line="324" w:lineRule="auto" w:after="120"/>
+      </w:pPr>
+      <w:r>
+        <w:rPr w:rFonts="맑은 고딕">
+          <w:rFonts w:ascii="맑은 고딕" w:hAnsi="맑은 고딕" w:eastAsia="맑은 고딕"/>
+          <w:b w:val="0"/>
+          <w:sz w:val="21"/>
+        </w:rPr>
+        <w:t>이 음반은 단순한 히트곡의 물리적 모음집을 넘어, 네 명의 청년이 겪어낸 눈부신 예술적 성숙의 드라마를 보여줍니다. 초기 머지비트(Merseybeat)의 풋풋하고 약동하는 환희에서 시작하여, 밥 딜런과의 조우를 통해 서정적 자의식을 획득하고, 마침내 현악 4중주와 바로크 음악적 어법을 과감히 도입하기까지의 여정은 실로 경이롭습니다. 존 레넌과 폴 매카트니라는 세기의 송라이팅 콤비가 빚어낸 천재적 멜로디 감각, 조지 해리슨의 섬세한 기타 프레이즈, 링고 스타의 유려한 리듬 터치, 그리고 '제5의 비틀' 조지 마틴의 클래식적 프로듀싱이 결합하며 팝 음악은 비로소 인류의 영혼을 위로하는 고전(Classic)의 품격을 획득하게 되었습니다.</w:t>
+      </w:r>
+    </w:p>
+    <w:p>
+      <w:pPr>
+        <w:spacing w:line="324" w:lineRule="auto" w:after="120"/>
+      </w:pPr>
+      <w:r>
+        <w:rPr w:rFonts="맑은 고딕">
+          <w:rFonts w:ascii="맑은 고딕" w:hAnsi="맑은 고딕" w:eastAsia="맑은 고딕"/>
+          <w:b w:val="0"/>
+          <w:sz w:val="21"/>
+        </w:rPr>
+        <w:t>반세기가 훌쩍 지난 오늘날에도 이 음반이 전해주는 서정적 울림은 결코 바래지 않습니다. 흑백의 시대를 찬란한 유채색으로 물들였던 청춘의 순수한 열망, 사랑의 다채로운 굴곡, 그리고 내면의 성찰이 깃든 노랫말들은 회전하는 바이닐의 소리골을 타고 흘러나와 세대를 초월한 깊은 공명을 일으킵니다. 그것은 격동의 1960년대를 관통했던 젊은 날의 찬가이자, 시간이 흘러도 결코 퇴색하지 않는 예술적 영원의 서사시입니다. 본 작은 아날로그의 온기를 머금은 가장 찬란한 유산으로서, 감상자에게 시대를 뛰어넘는 진정한 감동과 음악적 황홀경을 선사합니다.</w:t>
       </w:r>
     </w:p>
     <w:p>
@@ -168,7 +187,7 @@
           <w:b w:val="0"/>
           <w:sz w:val="21"/>
         </w:rPr>
-        <w:t>1973년 4월 애플 레코즈(Apple Records)를 통해 후기 선집인 블루 앨범(1967~1970)과 함께 세상에 공개된 정통 베스트 음반(일명 '레드 앨범')으로, 데뷔 싱글부터 혁신적인 명반 《Revolver》에 이르는 비틀즈의 황금기 전반부 명곡들을 엄선하여 편찬한 2LP 세트입니다.</w:t>
+        <w:t>1973년 애플 레코즈(Apple Records)를 통해 공식 발매된 비틀즈의 공식 더블 베스트 앨범(The Red Album)으로, 1962년 데뷔 싱글부터 1966년 투어 중단 및 스튜디오 실험기 직전까지의 전반기 정수를 집대성하여 대중음악사의 혁명적 연대기를 공인한 기념비적 명반입니다.</w:t>
       </w:r>
     </w:p>
     <w:p>
@@ -199,7 +218,7 @@
           <w:b w:val="0"/>
           <w:sz w:val="21"/>
         </w:rPr>
-        <w:t>발매와 동시에 미국 빌보드 200 차트 3위, 영국 오피셜 앨범 차트 3위에 올랐으며, 미국 음반 산업 협회(RIAA)로부터 1,500만 장 이상의 판매고를 인정받아 다이아몬드(15× 플래티넘) 인증을 획득하는 등 전 세계적으로 2천만 장 이상 판매된 대중음악 역사상 가장 성공적인 컴필레이션 앨범 중 하나입니다.</w:t>
+        <w:t>발매 직후 미국 빌보드 200 차트 3위, 영국 오피셜 앨범 차트 3위를 기록하였으며, 미국 음반산업협회(RIAA)로부터 1,500만 장 이상의 판매고를 인정받아 '15× 플래티넘(다이아몬드)' 인증을 획득하는 등 전 세계적으로 수천만 장이 판매된 최고의 스테디셀러입니다.</w:t>
       </w:r>
     </w:p>
     <w:p>
@@ -230,7 +249,7 @@
           <w:b w:val="0"/>
           <w:sz w:val="21"/>
         </w:rPr>
-        <w:t>그래미 명예의 전당 헌액을 비롯하여 롤링 스톤 선정 '역대 가장 위대한 앨범 500선'에 등재되었으며, 반세기가 지난 오늘날까지도 팝과 록 음악의 표준 교과서로서 전 세계 음악 평단과 애호가들에게 만장일치에 가까운 헌사를 받고 있습니다.</w:t>
+        <w:t>롤링 스톤(Rolling Stone) 선정 '역사상 가장 위대한 앨범 500선' 및 '최고의 컴필레이션 앨범' 상위권에 헌액되었으며, 그래미 어워드 평생공로상 및 록앤롤 명예의 전당 헌액 아티스트로서의 독보적 위상을 완벽히 증명한 음반으로 평가받습니다.</w:t>
       </w:r>
     </w:p>
     <w:p>
@@ -306,7 +325,7 @@
           <w:b w:val="0"/>
           <w:sz w:val="21"/>
         </w:rPr>
-        <w:t>1960년 결성 ~ 1970년 해체 (존 레논 1940~1980, 조지 해리슨 1943~2001, 폴 매카트니 1942~현재, 링고 스타 1940~현재)</w:t>
+        <w:t>1960년 결성 ~ 1970년 공식 해체 (존 레넌 1940~1980, 폴 매카트니 1942~ , 조지 해리슨 1943~2001, 링고 스타 1940~ )</w:t>
       </w:r>
     </w:p>
     <w:p>
@@ -337,7 +356,7 @@
           <w:b w:val="0"/>
           <w:sz w:val="21"/>
         </w:rPr>
-        <w:t>4인조 록 밴드 (John Lennon, Paul McCartney, George Harrison, Ringo Starr)</w:t>
+        <w:t>4인조 록 밴드 (The Fab Four)</w:t>
       </w:r>
     </w:p>
     <w:p>
@@ -368,7 +387,7 @@
           <w:b w:val="0"/>
           <w:sz w:val="21"/>
         </w:rPr>
-        <w:t>대중음악을 단순한 유행가에서 영속적인 예술의 경지로 끌어올리며 20세기 인류 문화의 패러다임을 완전히 바꾼 전설적인 밴드입니다. 작곡, 편곡, 스튜디오 레코딩 기법 전반에 걸친 혁신적인 창조성을 통해 현대 팝 음악의 기틀을 확립하였으며, 현재까지도 전 세계 음악인들에게 무한한 영감을 제공하는 대중문화의 절대적인 상징입니다.</w:t>
+        <w:t>20세기 인류 문화사를 근본적으로 혁신한 대중음악사상 가장 위대한 밴드입니다. 록 음악을 단순한 유행가에서 고도의 예술적 경지로 끌어올렸으며, 독창적인 멜로디와 사운드 스케이프의 혁신을 통해 현대 팝 음악의 문법을 정립한 영원한 거장들입니다.</w:t>
       </w:r>
     </w:p>
     <w:p>
@@ -413,7 +432,7 @@
           <w:b w:val="0"/>
           <w:sz w:val="21"/>
         </w:rPr>
-        <w:t>대중음악사에서 '비틀마니아(Beatlemania)'라는 거대한 문화적 폭풍을 일으킨 초기 록앤롤 사운드부터 포크, 실내악, 사이키델릭 사운드가 개화하는 중기 예술적 도약기까지를 완벽하게 조망한 나침반입니다. 한 밴드가 풋풋한 아이돌에서 시대를 리드하는 독보적인 아티스트로 변모해 가는 눈부신 진화의 여정을 가장 밀도 높고 유기적인 구성으로 기록해 낸 걸작입니다.</w:t>
+        <w:t>스탠더드 로큰롤의 활력에서 출발하여 실내악, 포크 록, 모달 재즈의 요소까지 과감히 흡수하며 팝 음악이 순수 예술로 도약하는 진화의 정점을 압축한 이정표입니다. 대중음악이 가질 수 있는 구성적 완벽성과 미학적 깊이를 동시에 증명한 텍스트로 평가받습니다.</w:t>
       </w:r>
     </w:p>
     <w:p>
@@ -444,7 +463,7 @@
           <w:b w:val="0"/>
           <w:sz w:val="21"/>
         </w:rPr>
-        <w:t>1960년대 초중반, 전후의 권태를 부수고 전 세계 청춘들의 심장을 뛰게 했던 브리티시 인베이전(British Invasion)의 벅찬 공기가 고스란히 담겨 있습니다. EMI 런던 본사 발코니에서 장난기 어린 눈빛으로 아래를 내려다보던 네 청년의 재킷 사진처럼, 그 시절 젊음이 가졌던 순수한 열정과 해방감, 그리고 사랑의 메시지가 아날로그 감성으로 짙게 투영되어 있습니다.</w:t>
+        <w:t>제2차 세계대전 이후 베이비붐 세대의 약동하는 해방감과 기성세대의 질서에 균열을 내던 1960년대 청년 문화의 숨결이 생생히 깃들어 있습니다. 리버풀의 젖은 골목에서 피어난 소년들의 하모니가 전 세계를 광열의 도가니로 몰아넣었던 ‘비틀마니아’의 에너지를 지나, 점차 시대의 아픔과 인간 내면의 고독을 응시하는 성숙한 예술가로 변모해 가는 시대적 자화상이 음반 전반에 아련히 투영되어 있습니다.</w:t>
       </w:r>
     </w:p>
     <w:p>
@@ -489,7 +508,32 @@
           <w:b w:val="0"/>
           <w:sz w:val="21"/>
         </w:rPr>
-        <w:t>신선한 하모니카 선율로 역사의 시작을 알린 "Love Me Do", 전 세계를 뒤흔든 폭발적 코러스의 "She Loves You"와 "I Want to Hold Your Hand"가 전반부를 활기차게 수놓습니다. 이어 어쿠스틱 기타와 현악 4중주의 서정미가 극대화된 불멸의 클래식 "Yesterday", 문학적인 성찰이 돋보이는 "In My Life", 시타르의 신비로운 울림을 도입한 "Norwegian Wood", 클래시컬하고 처연한 현악 편곡의 정점 "Eleanor Rigby"에 이르기까지 비틀즈가 남긴 눈부신 멜로디의 향연이 깊은 울림을 전합니다.</w:t>
+      </w:r>
+    </w:p>
+    <w:p>
+      <w:pPr>
+        <w:spacing w:line="324" w:lineRule="auto" w:after="80"/>
+      </w:pPr>
+      <w:r>
+        <w:rPr w:rFonts="맑은 고딕">
+          <w:rFonts w:ascii="맑은 고딕" w:hAnsi="맑은 고딕" w:eastAsia="맑은 고딕"/>
+          <w:b w:val="0"/>
+          <w:sz w:val="21"/>
+        </w:rPr>
+        <w:t>· ‘Love Me Do’, ‘She Loves You’, ‘I Want to Hold Your Hand’ 등 전반부는 세상을 뒤흔든 풋풋하고 직관적인 로큰롤 비트와 매혹적인 보컬 하모니가 폭발적인 활력을 선사합니다.</w:t>
+      </w:r>
+    </w:p>
+    <w:p>
+      <w:pPr>
+        <w:spacing w:line="324" w:lineRule="auto" w:after="80"/>
+      </w:pPr>
+      <w:r>
+        <w:rPr w:rFonts="맑은 고딕">
+          <w:rFonts w:ascii="맑은 고딕" w:hAnsi="맑은 고딕" w:eastAsia="맑은 고딕"/>
+          <w:b w:val="0"/>
+          <w:sz w:val="21"/>
+        </w:rPr>
+        <w:t>· ‘Yesterday’는 대중음악 최초로 클래식 현악 4중주를 도입하여 팝과 클래식의 완벽한 융합을 이루어낸 불멸의 명곡이며, ‘In My Life’는 존 레넌의 회상록과 조지 마틴의 바로크풍 피아노 솔로가 어우러져 깊은 노스탤지어를 자아냅니다. 아울러 드라마틱한 옥텟 현악 편곡이 돋보이는 ‘Eleanor Rigby’는 현대인의 실존적 고독을 처연하고 우아한 시선으로 그려냅니다.</w:t>
       </w:r>
     </w:p>
     <w:p>
@@ -520,7 +564,7 @@
           <w:b w:val="0"/>
           <w:sz w:val="21"/>
         </w:rPr>
-        <w:t>디지털 리마스터링 음원에서는 느낄 수 없는 1960년대 애비 로드 스튜디오의 따스한 아날로그 테이프 질감과 진공관 콘솔의 두터운 공간감이 바이닐 소리골 속에서 깊고 풍성하게 되살아납니다. 진공관 앰프 특유의 포근한 배음과 턴테이블 바늘을 통해 전해지는 보컬의 온기는 마치 네 청년이 청자의 리스닝 룸 한가운데에서 직접 연주하고 노래하는 듯한 생생한 현장감을 선사합니다.</w:t>
+        <w:t>본 LP는 진공관 앰프 특유의 따뜻하고 풍성한 짝수차 배음과 만났을 때 비로소 애비 로드 스튜디오(Abbey Road Studios)의 공기감이 눈앞에 펼쳐집니다. 턴테이블의 바늘이 회전하며 읽어내는 초기 아날로그 마스터 특유의 질감, 폴 매카트니의 호프너 베이스가 내뿜는 묵직한 탄력과 어쿠스틱 기타의 청아한 울림, 그리고 좌우 채널로 분리된 입체적인 보컬 믹스는 디지털 음원에서는 결코 맛볼 수 없는 깊은 공간감과 정서적 몰입을 선사합니다.</w:t>
       </w:r>
     </w:p>
     <w:p>
@@ -551,7 +595,7 @@
           <w:b w:val="0"/>
           <w:sz w:val="21"/>
         </w:rPr>
-        <w:t>비틀즈의 가장 찬란했던 전반기 5년을 단 두 장의 음반에 담아낸 정수로서, 클래식과 팝 애호가를 막론하고 아날로그 라이브러리에 결코 빠질 수 없는 영원한 머스트 해브(Must-have) 아이템입니다. 세월의 흐름 속에서도 고유의 아우라를 뿜어내는 붉은 커버 아트와 오리지널 아날로그 사운드의 미학은, 음반을 턴테이블에 올리는 행위 자체만으로도 소장자에게 더없는 품격과 만족감을 안겨줍니다.</w:t>
+        <w:t>비틀즈의 황금기 전반부를 두 장의 LP에 집대성한 정통 앤솔로지로서, 아날로그 오디오 파일과 팝/클래식 애호가 모두의 서가 중심에 자리해야 할 필수 소장반입니다. EMI 런던 본사 건물의 계단 난간을 배경으로 1963년에 촬영된 네 청년의 상징적인 게이트폴드 커버는, 손에 쥐는 것만으로도 20세기 문화유산의 찬연한 한 페이지를 영구히 소유하는 벅찬 감동을 안겨줍니다.</w:t>
       </w:r>
     </w:p>
     <w:p>
@@ -565,7 +609,7 @@
           <w:color w:val="4338CA"/>
           <w:sz w:val="21"/>
         </w:rPr>
-        <w:t>이 음반을 통해 회전하는 턴테이블 위로 아스라이 피어오르는 비틀즈의 눈부신 청춘과 불멸의 멜로디가 전해주는 감동을 다시 한번 경험해 보시는 것은 어떨까요?</w:t>
+        <w:t>이 음반을 통해 턴테이블의 따스한 울림 속에서 비틀즈의 찬란했던 청춘과 영원한 음악적 낭만이 전해주는 감동을 다시 한번 경험해 보시는 것은 어떨까요?</w:t>
       </w:r>
     </w:p>
     <w:sectPr>
